--- a/dijital/dijital_tema-1-kim11.docx
+++ b/dijital/dijital_tema-1-kim11.docx
@@ -176,7 +176,7 @@
                 <w:rFonts w:ascii="Times New Roman" w:hAnsi="Times New Roman" w:cs="Times New Roman"/>
                 <w:lang w:val="tr-TR"/>
               </w:rPr>
-              <w:t xml:space="preserve">GÖRSEL ALANI (Shutterstock’tan seçilecek)</w:t>
+              <w:t xml:space="preserve">GÖRSEL ALANI (Shutterstock)</w:t>
             </w:r>
           </w:p>
           <w:p>
@@ -208,23 +208,7 @@
                 <w:rFonts w:ascii="Times New Roman" w:hAnsi="Times New Roman" w:cs="Times New Roman"/>
                 <w:lang w:val="tr-TR"/>
               </w:rPr>
-              <w:t xml:space="preserve">Shutterstock arama: “exothermic endothermic reaction infographic”</w:t>
-            </w:r>
-          </w:p>
-          <w:p>
-            <w:pPr>
-              <w:jc w:val="both"/>
-              <w:rPr>
-                <w:rFonts w:ascii="Times New Roman" w:hAnsi="Times New Roman" w:cs="Times New Roman"/>
-                <w:lang w:val="tr-TR"/>
-              </w:rPr>
-            </w:pPr>
-            <w:r>
-              <w:rPr>
-                <w:rFonts w:ascii="Times New Roman" w:hAnsi="Times New Roman" w:cs="Times New Roman"/>
-                <w:lang w:val="tr-TR"/>
-              </w:rPr>
-              <w:t xml:space="preserve">Shutter ID: ……………</w:t>
+              <w:t xml:space="preserve">Shutter ID: 2389722739 (vektör) — Endothermic and exothermic reactions diagram (burning and melting)</w:t>
             </w:r>
           </w:p>
         </w:tc>
@@ -329,7 +313,7 @@
                 <w:rFonts w:ascii="Times New Roman" w:hAnsi="Times New Roman" w:cs="Times New Roman"/>
                 <w:lang w:val="tr-TR"/>
               </w:rPr>
-              <w:t xml:space="preserve">GÖRSEL ALANI (Shutterstock’tan seçilecek)</w:t>
+              <w:t xml:space="preserve">GÖRSEL ALANI (Shutterstock)</w:t>
             </w:r>
           </w:p>
           <w:p>
@@ -361,23 +345,7 @@
                 <w:rFonts w:ascii="Times New Roman" w:hAnsi="Times New Roman" w:cs="Times New Roman"/>
                 <w:lang w:val="tr-TR"/>
               </w:rPr>
-              <w:t xml:space="preserve">Shutterstock arama: “endothermic exothermic energy diagram”</w:t>
-            </w:r>
-          </w:p>
-          <w:p>
-            <w:pPr>
-              <w:jc w:val="both"/>
-              <w:rPr>
-                <w:rFonts w:ascii="Times New Roman" w:hAnsi="Times New Roman" w:cs="Times New Roman"/>
-                <w:lang w:val="tr-TR"/>
-              </w:rPr>
-            </w:pPr>
-            <w:r>
-              <w:rPr>
-                <w:rFonts w:ascii="Times New Roman" w:hAnsi="Times New Roman" w:cs="Times New Roman"/>
-                <w:lang w:val="tr-TR"/>
-              </w:rPr>
-              <w:t xml:space="preserve">Shutter ID: ……………</w:t>
+              <w:t xml:space="preserve">Shutter ID: 2327454223 (vektör) — Enthalpy endothermic versus exothermic reactions</w:t>
             </w:r>
           </w:p>
         </w:tc>

--- a/dijital/dijital_tema-1-kim11.docx
+++ b/dijital/dijital_tema-1-kim11.docx
@@ -60,33 +60,6 @@
           <w:lang w:val="tr-TR"/>
         </w:rPr>
         <w:t xml:space="preserve">2.Bölüm: Kimyasal Tepkimelerde Hız</w:t>
-      </w:r>
-    </w:p>
-    <w:p>
-      <w:pPr>
-        <w:jc w:val="both"/>
-        <w:rPr>
-          <w:rFonts w:ascii="Times New Roman" w:hAnsi="Times New Roman" w:cs="Times New Roman"/>
-          <w:lang w:val="tr-TR"/>
-        </w:rPr>
-      </w:pPr>
-      <w:r>
-        <w:rPr>
-          <w:rFonts w:ascii="Times New Roman" w:hAnsi="Times New Roman" w:cs="Times New Roman"/>
-          <w:b/>
-          <w:bCs/>
-          <w:highlight w:val="yellow"/>
-          <w:lang w:val="tr-TR"/>
-        </w:rPr>
-        <w:t xml:space="preserve">NOT: </w:t>
-      </w:r>
-      <w:r>
-        <w:rPr>
-          <w:rFonts w:ascii="Times New Roman" w:hAnsi="Times New Roman" w:cs="Times New Roman"/>
-          <w:highlight w:val="yellow"/>
-          <w:lang w:val="tr-TR"/>
-        </w:rPr>
-        <w:t xml:space="preserve">Bu dosya Kimya10 dijital içerik formatında taslak olarak hazırlanmıştır. Bu yıl istenen “PDF’li soru” formatı netleşince yeniden düzenlenecek.</w:t>
       </w:r>
     </w:p>
     <w:p>
@@ -5892,6 +5865,42 @@
           <w:lang w:val="tr-TR"/>
         </w:rPr>
         <w:t xml:space="preserve">]; 8 katına çıkar.</w:t>
+      </w:r>
+    </w:p>
+    <w:p>
+      <w:pPr>
+        <w:jc w:val="both"/>
+        <w:rPr>
+          <w:rFonts w:ascii="Times New Roman" w:hAnsi="Times New Roman" w:cs="Times New Roman"/>
+          <w:b/>
+          <w:bCs/>
+          <w:lang w:val="tr-TR"/>
+        </w:rPr>
+      </w:pPr>
+      <w:r>
+        <w:rPr>
+          <w:rFonts w:ascii="Times New Roman" w:hAnsi="Times New Roman" w:cs="Times New Roman"/>
+          <w:b/>
+          <w:bCs/>
+          <w:lang w:val="tr-TR"/>
+        </w:rPr>
+        <w:t xml:space="preserve">ÜNİTE SONU DİJİTAL DEĞERLENDİRME SORULARI</w:t>
+      </w:r>
+    </w:p>
+    <w:p>
+      <w:pPr>
+        <w:jc w:val="both"/>
+        <w:rPr>
+          <w:rFonts w:ascii="Times New Roman" w:hAnsi="Times New Roman" w:cs="Times New Roman"/>
+          <w:lang w:val="tr-TR"/>
+        </w:rPr>
+      </w:pPr>
+      <w:r>
+        <w:rPr>
+          <w:rFonts w:ascii="Times New Roman" w:hAnsi="Times New Roman" w:cs="Times New Roman"/>
+          <w:lang w:val="tr-TR"/>
+        </w:rPr>
+        <w:t xml:space="preserve">Ünite sonu dijital değerlendirme soruları kitaptaki ünite sonu soruları formatında ayrı dosyada hazırlanmıştır: dijital/Kim11_tema-1-dijital-unite-sonu-sorulari.docx. Yayınevi bu dosyayı PDF’e dönüştürecek; PDF’e ünite sonu sorularının bulunduğu sayfadaki karekodla erişilecektir.</w:t>
       </w:r>
     </w:p>
     <w:sectPr>

--- a/dijital/dijital_tema-1-kim11.docx
+++ b/dijital/dijital_tema-1-kim11.docx
@@ -561,7 +561,7 @@
           <w:rFonts w:ascii="Times New Roman" w:hAnsi="Times New Roman" w:cs="Times New Roman"/>
           <w:lang w:val="tr-TR"/>
         </w:rPr>
-        <w:t xml:space="preserve">a) Fiziksel ve kimyasal olaylardaki enerji değişimini gözlemlemek amacıyla deney tasarlar ve tasarladığı deneyi gerçekleştirir.</w:t>
+        <w:t xml:space="preserve">a. Fiziksel ve kimyasal olaylardaki enerji değişimini gözlemlemek amacıyla deney tasarlar ve tasarladığı deneyi gerçekleştirir.</w:t>
       </w:r>
     </w:p>
     <w:p>
@@ -577,7 +577,7 @@
           <w:rFonts w:ascii="Times New Roman" w:hAnsi="Times New Roman" w:cs="Times New Roman"/>
           <w:lang w:val="tr-TR"/>
         </w:rPr>
-        <w:t xml:space="preserve">b) Fiziksel ve kimyasal olaylardaki enerji değişimine ilişkin elde ettiği sonuçları günlük hayattaki olayları açıklamak için kullanır.</w:t>
+        <w:t xml:space="preserve">b. Fiziksel ve kimyasal olaylardaki enerji değişimine ilişkin elde ettiği sonuçları günlük hayattaki olayları açıklamak için kullanır.</w:t>
       </w:r>
     </w:p>
     <w:p>
@@ -613,7 +613,7 @@
           <w:rFonts w:ascii="Times New Roman" w:hAnsi="Times New Roman" w:cs="Times New Roman"/>
           <w:lang w:val="tr-TR"/>
         </w:rPr>
-        <w:t xml:space="preserve">a) Yanma tepkimeleri temelinde maddelerin enerji kaynağı olma potansiyeline ilişkin problemleri tanımlar.</w:t>
+        <w:t xml:space="preserve">a. Yanma tepkimeleri temelinde maddelerin enerji kaynağı olma potansiyeline ilişkin problemleri tanımlar.</w:t>
       </w:r>
     </w:p>
     <w:p>
@@ -629,7 +629,7 @@
           <w:rFonts w:ascii="Times New Roman" w:hAnsi="Times New Roman" w:cs="Times New Roman"/>
           <w:lang w:val="tr-TR"/>
         </w:rPr>
-        <w:t xml:space="preserve">b) Yanma tepkimeleri temelinde maddelerin enerji kaynağı olma potansiyeline ilişkin neden-sonuç ilişkilerini belirler.</w:t>
+        <w:t xml:space="preserve">b. Yanma tepkimeleri temelinde maddelerin enerji kaynağı olma potansiyeline ilişkin neden-sonuç ilişkilerini belirler.</w:t>
       </w:r>
     </w:p>
     <w:p>
@@ -645,7 +645,7 @@
           <w:rFonts w:ascii="Times New Roman" w:hAnsi="Times New Roman" w:cs="Times New Roman"/>
           <w:lang w:val="tr-TR"/>
         </w:rPr>
-        <w:t xml:space="preserve">c) Maddelerin enerji kaynağı olma potansiyellerinin tespitine yönelik oluşturduğu neden-sonuç ilişkileri temelinde bağımlı-bağımsız değişkenleri ve kontrol değişkenlerini belirler.</w:t>
+        <w:t xml:space="preserve">c. Maddelerin enerji kaynağı olma potansiyellerinin tespitine yönelik oluşturduğu neden-sonuç ilişkileri temelinde bağımlı-bağımsız değişkenleri ve kontrol değişkenlerini belirler.</w:t>
       </w:r>
     </w:p>
     <w:p>
@@ -661,7 +661,7 @@
           <w:rFonts w:ascii="Times New Roman" w:hAnsi="Times New Roman" w:cs="Times New Roman"/>
           <w:lang w:val="tr-TR"/>
         </w:rPr>
-        <w:t xml:space="preserve">ç) Değişkenler arasındaki ilişkiyi belirlemek üzere deneyler yapar.</w:t>
+        <w:t xml:space="preserve">ç. Değişkenler arasındaki ilişkiyi belirlemek üzere deneyler yapar.</w:t>
       </w:r>
     </w:p>
     <w:p>
@@ -677,7 +677,7 @@
           <w:rFonts w:ascii="Times New Roman" w:hAnsi="Times New Roman" w:cs="Times New Roman"/>
           <w:lang w:val="tr-TR"/>
         </w:rPr>
-        <w:t xml:space="preserve">d) Deneyler sonucunda yakıtların veya canlılara enerji veren maddelerin enerji kaynağı olma potansiyeline ilişkin önermelerini bilimsel veriler temelinde geliştirir.</w:t>
+        <w:t xml:space="preserve">d. Deneyler sonucunda yakıtların veya canlılara enerji veren maddelerin enerji kaynağı olma potansiyeline ilişkin önermelerini bilimsel veriler temelinde geliştirir.</w:t>
       </w:r>
     </w:p>
     <w:p>
@@ -713,7 +713,7 @@
           <w:rFonts w:ascii="Times New Roman" w:hAnsi="Times New Roman" w:cs="Times New Roman"/>
           <w:lang w:val="tr-TR"/>
         </w:rPr>
-        <w:t xml:space="preserve">a) Farklı tepkimelerde kırılan ve oluşan bağların enerjileri ile tepkimelerin entalpi değişimi arasında keşfettiği örüntüyü matematiksel olarak modeller.</w:t>
+        <w:t xml:space="preserve">a. Farklı tepkimelerde kırılan ve oluşan bağların enerjileri ile tepkimelerin entalpi değişimi arasında keşfettiği örüntüyü matematiksel olarak modeller.</w:t>
       </w:r>
     </w:p>
     <w:p>
@@ -729,7 +729,7 @@
           <w:rFonts w:ascii="Times New Roman" w:hAnsi="Times New Roman" w:cs="Times New Roman"/>
           <w:lang w:val="tr-TR"/>
         </w:rPr>
-        <w:t xml:space="preserve">b) Matematiksel modelini kullanarak bir tepkimenin endotermik ya da ekzotermik olma durumuna ilişkin genellemeler yapar.</w:t>
+        <w:t xml:space="preserve">b. Matematiksel modelini kullanarak bir tepkimenin endotermik ya da ekzotermik olma durumuna ilişkin genellemeler yapar.</w:t>
       </w:r>
     </w:p>
     <w:p>
@@ -765,7 +765,7 @@
           <w:rFonts w:ascii="Times New Roman" w:hAnsi="Times New Roman" w:cs="Times New Roman"/>
           <w:lang w:val="tr-TR"/>
         </w:rPr>
-        <w:t xml:space="preserve">a) Standart oluşum entalpi verileri üzerinden kimyasal tepkimelerin standart tepkime entalpilerinin hesaplanmasına ilişkin önermeler oluşturur.</w:t>
+        <w:t xml:space="preserve">a. Standart oluşum entalpi verileri üzerinden kimyasal tepkimelerin standart tepkime entalpilerinin hesaplanmasına ilişkin önermeler oluşturur.</w:t>
       </w:r>
     </w:p>
     <w:p>
@@ -781,7 +781,7 @@
           <w:rFonts w:ascii="Times New Roman" w:hAnsi="Times New Roman" w:cs="Times New Roman"/>
           <w:lang w:val="tr-TR"/>
         </w:rPr>
-        <w:t xml:space="preserve">b) Entalpi değişimine ilişkin veriye dayalı olan ve olmayan önermeleri karşılaştırır.</w:t>
+        <w:t xml:space="preserve">b. Entalpi değişimine ilişkin veriye dayalı olan ve olmayan önermeleri karşılaştırır.</w:t>
       </w:r>
     </w:p>
     <w:p>
@@ -797,7 +797,7 @@
           <w:rFonts w:ascii="Times New Roman" w:hAnsi="Times New Roman" w:cs="Times New Roman"/>
           <w:lang w:val="tr-TR"/>
         </w:rPr>
-        <w:t xml:space="preserve">c) Standart oluşum entalpi verileriyle farklı tepkimelerin standart tepkime entalpilerini hesaplar.</w:t>
+        <w:t xml:space="preserve">c. Standart oluşum entalpi verileriyle farklı tepkimelerin standart tepkime entalpilerini hesaplar.</w:t>
       </w:r>
     </w:p>
     <w:p>
@@ -813,7 +813,7 @@
           <w:rFonts w:ascii="Times New Roman" w:hAnsi="Times New Roman" w:cs="Times New Roman"/>
           <w:lang w:val="tr-TR"/>
         </w:rPr>
-        <w:t xml:space="preserve">ç) Standart tepkime entalpi hesaplamalarının sonuçlarını önermelerinin geçerliliğini sorgulamak için kullanır.</w:t>
+        <w:t xml:space="preserve">ç. Standart tepkime entalpi hesaplamalarının sonuçlarını önermelerinin geçerliliğini sorgulamak için kullanır.</w:t>
       </w:r>
     </w:p>
     <w:p>
@@ -849,7 +849,7 @@
           <w:rFonts w:ascii="Times New Roman" w:hAnsi="Times New Roman" w:cs="Times New Roman"/>
           <w:lang w:val="tr-TR"/>
         </w:rPr>
-        <w:t xml:space="preserve">a) Kimyasal tepkimelerin gerçekleşmesi için gerekli şartları belirlemeye yönelik ölçütler (gerekli enerji ve uygun doğrultuda çarpışma) oluşturur.</w:t>
+        <w:t xml:space="preserve">a. Kimyasal tepkimelerin gerçekleşmesi için gerekli şartları belirlemeye yönelik ölçütler (gerekli enerji ve uygun doğrultuda çarpışma) oluşturur.</w:t>
       </w:r>
     </w:p>
     <w:p>
@@ -865,7 +865,7 @@
           <w:rFonts w:ascii="Times New Roman" w:hAnsi="Times New Roman" w:cs="Times New Roman"/>
           <w:lang w:val="tr-TR"/>
         </w:rPr>
-        <w:t xml:space="preserve">b) Kimyasal tepkimelerin oluşum sürecine ilişkin alt mikro seviyedeki gösterimlerden seçtiği verilerden örüntüler oluşturur.</w:t>
+        <w:t xml:space="preserve">b. Kimyasal tepkimelerin oluşum sürecine ilişkin alt mikro seviyedeki gösterimlerden seçtiği verilerden örüntüler oluşturur.</w:t>
       </w:r>
     </w:p>
     <w:p>
@@ -881,7 +881,7 @@
           <w:rFonts w:ascii="Times New Roman" w:hAnsi="Times New Roman" w:cs="Times New Roman"/>
           <w:lang w:val="tr-TR"/>
         </w:rPr>
-        <w:t xml:space="preserve">c) Kimyasal tepkimelerin gerçekleşme şartlarına yönelik iddialarını veriye dayalı olarak açıklayarak bu açıklamalarını desteklemek için çarpışma teorisi ile sembolik modelleri kullanır.</w:t>
+        <w:t xml:space="preserve">c. Kimyasal tepkimelerin gerçekleşme şartlarına yönelik iddialarını veriye dayalı olarak açıklayarak bu açıklamalarını desteklemek için çarpışma teorisi ile sembolik modelleri kullanır.</w:t>
       </w:r>
     </w:p>
     <w:p>
@@ -917,7 +917,7 @@
           <w:rFonts w:ascii="Times New Roman" w:hAnsi="Times New Roman" w:cs="Times New Roman"/>
           <w:lang w:val="tr-TR"/>
         </w:rPr>
-        <w:t xml:space="preserve">a) Bir kimyasal tepkimede tepken ve ürünlerin derişimlerinin zamanla değişimi ile ilgili hazır verileri kullanarak tepkime hızının zamanla değişimine ilişkin önermeler oluşturur.</w:t>
+        <w:t xml:space="preserve">a. Bir kimyasal tepkimede tepken ve ürünlerin derişimlerinin zamanla değişimi ile ilgili hazır verileri kullanarak tepkime hızının zamanla değişimine ilişkin önermeler oluşturur.</w:t>
       </w:r>
     </w:p>
     <w:p>
@@ -933,7 +933,7 @@
           <w:rFonts w:ascii="Times New Roman" w:hAnsi="Times New Roman" w:cs="Times New Roman"/>
           <w:lang w:val="tr-TR"/>
         </w:rPr>
-        <w:t xml:space="preserve">b) Tepkime hızının zamanla değişimine ilişkin veriye dayalı olan ve olmayan önermeleri karşılaştırır.</w:t>
+        <w:t xml:space="preserve">b. Tepkime hızının zamanla değişimine ilişkin veriye dayalı olan ve olmayan önermeleri karşılaştırır.</w:t>
       </w:r>
     </w:p>
     <w:p>
@@ -949,7 +949,7 @@
           <w:rFonts w:ascii="Times New Roman" w:hAnsi="Times New Roman" w:cs="Times New Roman"/>
           <w:lang w:val="tr-TR"/>
         </w:rPr>
-        <w:t xml:space="preserve">c) Bir tepkimenin farklı zaman aralıklarındaki ortalama hızlarına ilişkin hesaplamalar yapar.</w:t>
+        <w:t xml:space="preserve">c. Bir tepkimenin farklı zaman aralıklarındaki ortalama hızlarına ilişkin hesaplamalar yapar.</w:t>
       </w:r>
     </w:p>
     <w:p>
@@ -965,7 +965,7 @@
           <w:rFonts w:ascii="Times New Roman" w:hAnsi="Times New Roman" w:cs="Times New Roman"/>
           <w:lang w:val="tr-TR"/>
         </w:rPr>
-        <w:t xml:space="preserve">ç) Tepkime hızının zamanla değişimine ilişkin çıkarımlarının geçerliliğini çarpışma teorisi temelinde sorgular.</w:t>
+        <w:t xml:space="preserve">ç. Tepkime hızının zamanla değişimine ilişkin çıkarımlarının geçerliliğini çarpışma teorisi temelinde sorgular.</w:t>
       </w:r>
     </w:p>
     <w:p>
@@ -1001,7 +1001,7 @@
           <w:rFonts w:ascii="Times New Roman" w:hAnsi="Times New Roman" w:cs="Times New Roman"/>
           <w:lang w:val="tr-TR"/>
         </w:rPr>
-        <w:t xml:space="preserve">a) Tepken cinsinin, fiziksel hâlin, tepken derişiminin, sıcaklığın, katı tepkenin temas yüzeyinin ve katalizörün tepkime hızına etkisine ilişkin araştırılabilir sorular oluşturur.</w:t>
+        <w:t xml:space="preserve">a. Tepken cinsinin, fiziksel hâlin, tepken derişiminin, sıcaklığın, katı tepkenin temas yüzeyinin ve katalizörün tepkime hızına etkisine ilişkin araştırılabilir sorular oluşturur.</w:t>
       </w:r>
     </w:p>
     <w:p>
@@ -1017,7 +1017,7 @@
           <w:rFonts w:ascii="Times New Roman" w:hAnsi="Times New Roman" w:cs="Times New Roman"/>
           <w:lang w:val="tr-TR"/>
         </w:rPr>
-        <w:t xml:space="preserve">b) İlgili değişkenlerin tepkime hızına etkisini belirlemek üzere hipotezler oluşturur.</w:t>
+        <w:t xml:space="preserve">b. İlgili değişkenlerin tepkime hızına etkisini belirlemek üzere hipotezler oluşturur.</w:t>
       </w:r>
     </w:p>
     <w:p>
@@ -1033,7 +1033,7 @@
           <w:rFonts w:ascii="Times New Roman" w:hAnsi="Times New Roman" w:cs="Times New Roman"/>
           <w:lang w:val="tr-TR"/>
         </w:rPr>
-        <w:t xml:space="preserve">c) Tepken cinsinin, fiziksel hâlinin ve derişiminin, sıcaklığın, katı tepkenin temas yüzeyinin ve katalizörün tepkime hızına etkisine ilişkin bir deney planlar ve deneyi gerçekleştirir.</w:t>
+        <w:t xml:space="preserve">c. Tepken cinsinin, fiziksel hâlinin ve derişiminin, sıcaklığın, katı tepkenin temas yüzeyinin ve katalizörün tepkime hızına etkisine ilişkin bir deney planlar ve deneyi gerçekleştirir.</w:t>
       </w:r>
     </w:p>
     <w:p>
@@ -1049,7 +1049,7 @@
           <w:rFonts w:ascii="Times New Roman" w:hAnsi="Times New Roman" w:cs="Times New Roman"/>
           <w:lang w:val="tr-TR"/>
         </w:rPr>
-        <w:t xml:space="preserve">ç) Deney verilerini analiz ederek yorumlar.</w:t>
+        <w:t xml:space="preserve">ç. Deney verilerini analiz ederek yorumlar.</w:t>
       </w:r>
     </w:p>
     <w:p>
@@ -1065,7 +1065,7 @@
           <w:rFonts w:ascii="Times New Roman" w:hAnsi="Times New Roman" w:cs="Times New Roman"/>
           <w:lang w:val="tr-TR"/>
         </w:rPr>
-        <w:t xml:space="preserve">d) Deney sonuçlarını kullanarak her bir değişkenin tepkime hızına etkisini alt mikro seviyede açıklar.</w:t>
+        <w:t xml:space="preserve">d. Deney sonuçlarını kullanarak her bir değişkenin tepkime hızına etkisini alt mikro seviyede açıklar.</w:t>
       </w:r>
     </w:p>
     <w:p>
@@ -1081,7 +1081,7 @@
           <w:rFonts w:ascii="Times New Roman" w:hAnsi="Times New Roman" w:cs="Times New Roman"/>
           <w:lang w:val="tr-TR"/>
         </w:rPr>
-        <w:t xml:space="preserve">e) Tepkime hızına etki eden faktörleri çarpışma teorisi ile ilişkilendirir.</w:t>
+        <w:t xml:space="preserve">e. Tepkime hızına etki eden faktörleri çarpışma teorisi ile ilişkilendirir.</w:t>
       </w:r>
     </w:p>
     <w:p>
@@ -1117,7 +1117,7 @@
           <w:rFonts w:ascii="Times New Roman" w:hAnsi="Times New Roman" w:cs="Times New Roman"/>
           <w:lang w:val="tr-TR"/>
         </w:rPr>
-        <w:t xml:space="preserve">a) Bir tepkimenin tepken derişimlerine ve başlangıç hızlarına ait hazır veri seti kullanarak tepken derişiminin tepkime hızına etkisine ilişkin önermeler oluşturur.</w:t>
+        <w:t xml:space="preserve">a. Bir tepkimenin tepken derişimlerine ve başlangıç hızlarına ait hazır veri seti kullanarak tepken derişiminin tepkime hızına etkisine ilişkin önermeler oluşturur.</w:t>
       </w:r>
     </w:p>
     <w:p>
@@ -1133,7 +1133,7 @@
           <w:rFonts w:ascii="Times New Roman" w:hAnsi="Times New Roman" w:cs="Times New Roman"/>
           <w:lang w:val="tr-TR"/>
         </w:rPr>
-        <w:t xml:space="preserve">b) Tepken derişiminin tepkime hızına etkisine ilişkin veriye dayalı olan ve olmayan önermeleri karşılaştırır.</w:t>
+        <w:t xml:space="preserve">b. Tepken derişiminin tepkime hızına etkisine ilişkin veriye dayalı olan ve olmayan önermeleri karşılaştırır.</w:t>
       </w:r>
     </w:p>
     <w:p>
@@ -1149,7 +1149,7 @@
           <w:rFonts w:ascii="Times New Roman" w:hAnsi="Times New Roman" w:cs="Times New Roman"/>
           <w:lang w:val="tr-TR"/>
         </w:rPr>
-        <w:t xml:space="preserve">c) Veri setini kullanarak belirlediği tepkimenin hız denkleminden hareketle tepken derişiminin tepkime hızına etkisine ilişkin tahminlerde bulunur.</w:t>
+        <w:t xml:space="preserve">c. Veri setini kullanarak belirlediği tepkimenin hız denkleminden hareketle tepken derişiminin tepkime hızına etkisine ilişkin tahminlerde bulunur.</w:t>
       </w:r>
     </w:p>
     <w:p>
@@ -1165,7 +1165,7 @@
           <w:rFonts w:ascii="Times New Roman" w:hAnsi="Times New Roman" w:cs="Times New Roman"/>
           <w:lang w:val="tr-TR"/>
         </w:rPr>
-        <w:t xml:space="preserve">ç) Kimyasal tepkimelerin hız denklemine ilişkin tahminlerinin geçerliliğini sorgular.</w:t>
+        <w:t xml:space="preserve">ç. Kimyasal tepkimelerin hız denklemine ilişkin tahminlerinin geçerliliğini sorgular.</w:t>
       </w:r>
     </w:p>
     <w:p>

--- a/dijital/dijital_tema-1-kim11.docx
+++ b/dijital/dijital_tema-1-kim11.docx
@@ -449,7 +449,7 @@
       <w:r>
         <w:drawing>
           <wp:inline distT="0" distB="0" distL="0" distR="0">
-            <wp:extent cx="4320000" cy="2646720"/>
+            <wp:extent cx="4319024" cy="2734061"/>
             <wp:docPr id="900001" name="Grafik 900001" descr="Katalizör PE diyagramı"/>
             <wp:cNvGraphicFramePr>
               <a:graphicFrameLocks noChangeAspect="1"/>
@@ -470,7 +470,7 @@
                   <pic:spPr>
                     <a:xfrm>
                       <a:off x="0" y="0"/>
-                      <a:ext cx="4320000" cy="2646720"/>
+                      <a:ext cx="4319024" cy="2734061"/>
                     </a:xfrm>
                     <a:prstGeom prst="rect">
                       <a:avLst/>

--- a/dijital/dijital_tema-1-kim11.docx
+++ b/dijital/dijital_tema-1-kim11.docx
@@ -116,99 +116,73 @@
         <w:t xml:space="preserve">Fiziksel ve kimyasal değişimlere her zaman bir enerji değişimi eşlik eder. Sistemin çevreye ısı verdiği değişimlere ekzotermik, çevreden ısı aldığı değişimlere ise endotermik değişimler denir. Yanma, donma ve yoğuşma ekzotermik; erime, buharlaşma ve suyun elektrolizi endotermik değişimlere örnektir.</w:t>
       </w:r>
     </w:p>
-    <w:tbl>
-      <w:tblPr>
-        <w:tblW w:w="9000" w:type="dxa"/>
+    <w:p>
+      <w:pPr>
         <w:jc w:val="center"/>
-        <w:tblBorders>
-          <w:top w:val="single" w:sz="8" w:space="0" w:color="7F7F7F"/>
-          <w:left w:val="single" w:sz="8" w:space="0" w:color="7F7F7F"/>
-          <w:bottom w:val="single" w:sz="8" w:space="0" w:color="7F7F7F"/>
-          <w:right w:val="single" w:sz="8" w:space="0" w:color="7F7F7F"/>
-        </w:tblBorders>
-      </w:tblPr>
-      <w:tblGrid>
-        <w:gridCol w:w="9000"/>
-      </w:tblGrid>
-      <w:tr>
-        <w:tc>
-          <w:tcPr>
-            <w:tcW w:w="9000" w:type="dxa"/>
-            <w:shd w:val="clear" w:color="auto" w:fill="EDEDED"/>
-          </w:tcPr>
-          <w:p>
-            <w:pPr>
-              <w:jc w:val="both"/>
-              <w:rPr>
-                <w:rFonts w:ascii="Times New Roman" w:hAnsi="Times New Roman" w:cs="Times New Roman"/>
-                <w:lang w:val="tr-TR"/>
-              </w:rPr>
-            </w:pPr>
-            <w:r>
-              <w:rPr>
-                <w:rFonts w:ascii="Times New Roman" w:hAnsi="Times New Roman" w:cs="Times New Roman"/>
-                <w:lang w:val="tr-TR"/>
-              </w:rPr>
-              <w:t xml:space="preserve">GÖRSEL ALANI (Shutterstock)</w:t>
-            </w:r>
-          </w:p>
-          <w:p>
-            <w:pPr>
-              <w:jc w:val="both"/>
-              <w:rPr>
-                <w:rFonts w:ascii="Times New Roman" w:hAnsi="Times New Roman" w:cs="Times New Roman"/>
-                <w:lang w:val="tr-TR"/>
-              </w:rPr>
-            </w:pPr>
-            <w:r>
-              <w:rPr>
-                <w:rFonts w:ascii="Times New Roman" w:hAnsi="Times New Roman" w:cs="Times New Roman"/>
-                <w:lang w:val="tr-TR"/>
-              </w:rPr>
-              <w:t xml:space="preserve">Tarif: Bir yanda yanan odun/kamp ateşi, diğer yanda eriyen buz küpleri; ekzotermik-endotermik karşılaştırma infografiği (vektörel).</w:t>
-            </w:r>
-          </w:p>
-          <w:p>
-            <w:pPr>
-              <w:jc w:val="both"/>
-              <w:rPr>
-                <w:rFonts w:ascii="Times New Roman" w:hAnsi="Times New Roman" w:cs="Times New Roman"/>
-                <w:lang w:val="tr-TR"/>
-              </w:rPr>
-            </w:pPr>
-            <w:r>
-              <w:rPr>
-                <w:rFonts w:ascii="Times New Roman" w:hAnsi="Times New Roman" w:cs="Times New Roman"/>
-                <w:lang w:val="tr-TR"/>
-              </w:rPr>
-              <w:t xml:space="preserve">Shutter ID: 2389722739 (vektör) — Endothermic and exothermic reactions diagram (burning and melting)</w:t>
-            </w:r>
-          </w:p>
-        </w:tc>
-      </w:tr>
-    </w:tbl>
-    <w:p>
-      <w:pPr>
-        <w:jc w:val="both"/>
-        <w:rPr>
-          <w:rFonts w:ascii="Times New Roman" w:hAnsi="Times New Roman" w:cs="Times New Roman"/>
-          <w:lang w:val="tr-TR"/>
-        </w:rPr>
-      </w:pPr>
+      </w:pPr>
+      <w:r>
+        <w:drawing>
+          <wp:inline xmlns:a="http://schemas.openxmlformats.org/drawingml/2006/main" xmlns:pic="http://schemas.openxmlformats.org/drawingml/2006/picture">
+            <wp:extent cx="3168482" cy="2519999"/>
+            <wp:docPr id="900002" name="Picture 900002"/>
+            <wp:cNvGraphicFramePr>
+              <a:graphicFrameLocks noChangeAspect="1"/>
+            </wp:cNvGraphicFramePr>
+            <a:graphic>
+              <a:graphicData uri="http://schemas.openxmlformats.org/drawingml/2006/picture">
+                <pic:pic>
+                  <pic:nvPicPr>
+                    <pic:cNvPr id="0" name="2389722739_d.jpg"/>
+                    <pic:cNvPicPr/>
+                  </pic:nvPicPr>
+                  <pic:blipFill>
+                    <a:blip r:embed="rId11"/>
+                    <a:stretch>
+                      <a:fillRect/>
+                    </a:stretch>
+                  </pic:blipFill>
+                  <pic:spPr>
+                    <a:xfrm>
+                      <a:off x="0" y="0"/>
+                      <a:ext cx="3168482" cy="2519999"/>
+                    </a:xfrm>
+                    <a:prstGeom prst="rect"/>
+                  </pic:spPr>
+                </pic:pic>
+              </a:graphicData>
+            </a:graphic>
+          </wp:inline>
+        </w:drawing>
+      </w:r>
     </w:p>
     <w:p>
       <w:pPr>
         <w:jc w:val="center"/>
-        <w:rPr>
-          <w:rFonts w:ascii="Times New Roman" w:hAnsi="Times New Roman" w:cs="Times New Roman"/>
-          <w:lang w:val="tr-TR"/>
-        </w:rPr>
       </w:pPr>
       <w:r>
         <w:rPr>
           <w:rFonts w:ascii="Times New Roman" w:hAnsi="Times New Roman" w:cs="Times New Roman"/>
           <w:b/>
           <w:bCs/>
+          <w:highlight w:val="yellow"/>
+          <w:lang w:val="tr-TR"/>
+        </w:rPr>
+        <w:t xml:space="preserve">Shutter id: 2389722739</w:t>
+      </w:r>
+    </w:p>
+    <w:p>
+      <w:pPr>
+        <w:jc w:val="center"/>
+        <w:rPr>
+          <w:rFonts w:ascii="Times New Roman" w:hAnsi="Times New Roman" w:cs="Times New Roman"/>
+          <w:lang w:val="tr-TR"/>
+        </w:rPr>
+      </w:pPr>
+      <w:r>
+        <w:rPr>
+          <w:rFonts w:ascii="Times New Roman" w:hAnsi="Times New Roman" w:cs="Times New Roman"/>
+          <w:b/>
+          <w:bCs/>
           <w:lang w:val="tr-TR"/>
         </w:rPr>
         <w:t xml:space="preserve">Görsel:</w:t>
@@ -253,85 +227,59 @@
         <w:t xml:space="preserve">Kimyasal tepkimelerde bağların kırılması enerji gerektirir, yeni bağların oluşması ise enerji açığa çıkarır. Tepkime entalpisi, kırılan bağların toplam enerjisinden oluşan bağların toplam enerjisi çıkarılarak hesaplanabilir. Standart oluşum entalpileri kullanılarak tepkime entalpisi ise ürünlerin toplam oluşum entalpisinden girenlerin toplam oluşum entalpisi çıkarılarak hesaplanır.</w:t>
       </w:r>
     </w:p>
-    <w:tbl>
-      <w:tblPr>
-        <w:tblW w:w="9000" w:type="dxa"/>
+    <w:p>
+      <w:pPr>
         <w:jc w:val="center"/>
-        <w:tblBorders>
-          <w:top w:val="single" w:sz="8" w:space="0" w:color="7F7F7F"/>
-          <w:left w:val="single" w:sz="8" w:space="0" w:color="7F7F7F"/>
-          <w:bottom w:val="single" w:sz="8" w:space="0" w:color="7F7F7F"/>
-          <w:right w:val="single" w:sz="8" w:space="0" w:color="7F7F7F"/>
-        </w:tblBorders>
-      </w:tblPr>
-      <w:tblGrid>
-        <w:gridCol w:w="9000"/>
-      </w:tblGrid>
-      <w:tr>
-        <w:tc>
-          <w:tcPr>
-            <w:tcW w:w="9000" w:type="dxa"/>
-            <w:shd w:val="clear" w:color="auto" w:fill="EDEDED"/>
-          </w:tcPr>
-          <w:p>
-            <w:pPr>
-              <w:jc w:val="both"/>
-              <w:rPr>
-                <w:rFonts w:ascii="Times New Roman" w:hAnsi="Times New Roman" w:cs="Times New Roman"/>
-                <w:lang w:val="tr-TR"/>
-              </w:rPr>
-            </w:pPr>
-            <w:r>
-              <w:rPr>
-                <w:rFonts w:ascii="Times New Roman" w:hAnsi="Times New Roman" w:cs="Times New Roman"/>
-                <w:lang w:val="tr-TR"/>
-              </w:rPr>
-              <w:t xml:space="preserve">GÖRSEL ALANI (Shutterstock)</w:t>
-            </w:r>
-          </w:p>
-          <w:p>
-            <w:pPr>
-              <w:jc w:val="both"/>
-              <w:rPr>
-                <w:rFonts w:ascii="Times New Roman" w:hAnsi="Times New Roman" w:cs="Times New Roman"/>
-                <w:lang w:val="tr-TR"/>
-              </w:rPr>
-            </w:pPr>
-            <w:r>
-              <w:rPr>
-                <w:rFonts w:ascii="Times New Roman" w:hAnsi="Times New Roman" w:cs="Times New Roman"/>
-                <w:lang w:val="tr-TR"/>
-              </w:rPr>
-              <w:t xml:space="preserve">Tarif: Endotermik ve ekzotermik tepkimeler için yan yana iki potansiyel enerji-tepkime koordinatı grafiği (vektörel).</w:t>
-            </w:r>
-          </w:p>
-          <w:p>
-            <w:pPr>
-              <w:jc w:val="both"/>
-              <w:rPr>
-                <w:rFonts w:ascii="Times New Roman" w:hAnsi="Times New Roman" w:cs="Times New Roman"/>
-                <w:lang w:val="tr-TR"/>
-              </w:rPr>
-            </w:pPr>
-            <w:r>
-              <w:rPr>
-                <w:rFonts w:ascii="Times New Roman" w:hAnsi="Times New Roman" w:cs="Times New Roman"/>
-                <w:lang w:val="tr-TR"/>
-              </w:rPr>
-              <w:t xml:space="preserve">Shutter ID: 2327454223 (vektör) — Enthalpy endothermic versus exothermic reactions</w:t>
-            </w:r>
-          </w:p>
-        </w:tc>
-      </w:tr>
-    </w:tbl>
-    <w:p>
-      <w:pPr>
-        <w:jc w:val="both"/>
-        <w:rPr>
-          <w:rFonts w:ascii="Times New Roman" w:hAnsi="Times New Roman" w:cs="Times New Roman"/>
-          <w:lang w:val="tr-TR"/>
-        </w:rPr>
-      </w:pPr>
+      </w:pPr>
+      <w:r>
+        <w:drawing>
+          <wp:inline xmlns:a="http://schemas.openxmlformats.org/drawingml/2006/main" xmlns:pic="http://schemas.openxmlformats.org/drawingml/2006/picture">
+            <wp:extent cx="4000000" cy="2520000"/>
+            <wp:docPr id="900003" name="Picture 900003"/>
+            <wp:cNvGraphicFramePr>
+              <a:graphicFrameLocks noChangeAspect="1"/>
+            </wp:cNvGraphicFramePr>
+            <a:graphic>
+              <a:graphicData uri="http://schemas.openxmlformats.org/drawingml/2006/picture">
+                <pic:pic>
+                  <pic:nvPicPr>
+                    <pic:cNvPr id="0" name="2327454223_d.jpg"/>
+                    <pic:cNvPicPr/>
+                  </pic:nvPicPr>
+                  <pic:blipFill>
+                    <a:blip r:embed="rId12"/>
+                    <a:stretch>
+                      <a:fillRect/>
+                    </a:stretch>
+                  </pic:blipFill>
+                  <pic:spPr>
+                    <a:xfrm>
+                      <a:off x="0" y="0"/>
+                      <a:ext cx="4000000" cy="2520000"/>
+                    </a:xfrm>
+                    <a:prstGeom prst="rect"/>
+                  </pic:spPr>
+                </pic:pic>
+              </a:graphicData>
+            </a:graphic>
+          </wp:inline>
+        </w:drawing>
+      </w:r>
+    </w:p>
+    <w:p>
+      <w:pPr>
+        <w:jc w:val="center"/>
+      </w:pPr>
+      <w:r>
+        <w:rPr>
+          <w:rFonts w:ascii="Times New Roman" w:hAnsi="Times New Roman" w:cs="Times New Roman"/>
+          <w:b/>
+          <w:bCs/>
+          <w:highlight w:val="yellow"/>
+          <w:lang w:val="tr-TR"/>
+        </w:rPr>
+        <w:t xml:space="preserve">Shutter id: 2327454223</w:t>
+      </w:r>
     </w:p>
     <w:p>
       <w:pPr>

--- a/dijital/dijital_tema-1-kim11.docx
+++ b/dijital/dijital_tema-1-kim11.docx
@@ -171,6 +171,26 @@
       </w:r>
     </w:p>
     <w:p>
+      <w:r>
+        <w:rPr>
+          <w:rFonts w:ascii="Times New Roman" w:hAnsi="Times New Roman" w:cs="Times New Roman"/>
+          <w:b/>
+          <w:highlight w:val="yellow"/>
+          <w:lang w:val="tr-TR"/>
+        </w:rPr>
+        <w:t xml:space="preserve">NOT: </w:t>
+      </w:r>
+      <w:r>
+        <w:rPr>
+          <w:rFonts w:ascii="Times New Roman" w:hAnsi="Times New Roman" w:cs="Times New Roman"/>
+          <w:b w:val="0"/>
+          <w:highlight w:val="yellow"/>
+          <w:lang w:val="tr-TR"/>
+        </w:rPr>
+        <w:t>Görseldeki İngilizce yazılar Türkçeye çevrilecek: ENDOTHERMIC VS. EXOTHERMIC REACTIONS: ENDOTERMİK VE EKZOTERMİK OLAYLAR; Heat: Isı; ENDOTHERMIC: ENDOTERMİK; EXOTHERMIC: EKZOTERMİK; The endothermic reaction is cooler than surroundings: Endotermik olayda sistem ortamdan ısı alır; The exothermic reaction is hotter than surroundings: Ekzotermik olayda sistem ortama ısı verir. (Buzun erimesi bir tepkime değil, fiziksel olay olduğu için başlıkta “tepkimeler” yerine “olaylar” kullanılmalıdır.)</w:t>
+      </w:r>
+    </w:p>
+    <w:p>
       <w:pPr>
         <w:jc w:val="center"/>
         <w:rPr>
@@ -234,7 +254,7 @@
       <w:r>
         <w:drawing>
           <wp:inline xmlns:a="http://schemas.openxmlformats.org/drawingml/2006/main" xmlns:pic="http://schemas.openxmlformats.org/drawingml/2006/picture">
-            <wp:extent cx="4000000" cy="2520000"/>
+            <wp:extent cx="5220000" cy="2231916"/>
             <wp:docPr id="900003" name="Picture 900003"/>
             <wp:cNvGraphicFramePr>
               <a:graphicFrameLocks noChangeAspect="1"/>
@@ -243,11 +263,11 @@
               <a:graphicData uri="http://schemas.openxmlformats.org/drawingml/2006/picture">
                 <pic:pic>
                   <pic:nvPicPr>
-                    <pic:cNvPr id="0" name="2327454223_d.jpg"/>
+                    <pic:cNvPr id="0" name="k11_dij_pe_diyagramlari.png"/>
                     <pic:cNvPicPr/>
                   </pic:nvPicPr>
                   <pic:blipFill>
-                    <a:blip r:embed="rId12"/>
+                    <a:blip r:embed="rId13"/>
                     <a:stretch>
                       <a:fillRect/>
                     </a:stretch>
@@ -255,7 +275,7 @@
                   <pic:spPr>
                     <a:xfrm>
                       <a:off x="0" y="0"/>
-                      <a:ext cx="4000000" cy="2520000"/>
+                      <a:ext cx="5220000" cy="2231916"/>
                     </a:xfrm>
                     <a:prstGeom prst="rect"/>
                   </pic:spPr>
@@ -269,41 +289,26 @@
     <w:p>
       <w:pPr>
         <w:jc w:val="center"/>
+        <w:rPr>
+          <w:rFonts w:ascii="Times New Roman" w:hAnsi="Times New Roman" w:cs="Times New Roman"/>
+          <w:lang w:val="tr-TR"/>
+        </w:rPr>
       </w:pPr>
       <w:r>
         <w:rPr>
           <w:rFonts w:ascii="Times New Roman" w:hAnsi="Times New Roman" w:cs="Times New Roman"/>
           <w:b/>
           <w:bCs/>
-          <w:highlight w:val="yellow"/>
-          <w:lang w:val="tr-TR"/>
-        </w:rPr>
-        <w:t xml:space="preserve">Shutter id: 2327454223</w:t>
-      </w:r>
-    </w:p>
-    <w:p>
-      <w:pPr>
-        <w:jc w:val="center"/>
-        <w:rPr>
-          <w:rFonts w:ascii="Times New Roman" w:hAnsi="Times New Roman" w:cs="Times New Roman"/>
-          <w:lang w:val="tr-TR"/>
-        </w:rPr>
-      </w:pPr>
-      <w:r>
-        <w:rPr>
-          <w:rFonts w:ascii="Times New Roman" w:hAnsi="Times New Roman" w:cs="Times New Roman"/>
-          <w:b/>
-          <w:bCs/>
-          <w:lang w:val="tr-TR"/>
-        </w:rPr>
-        <w:t xml:space="preserve">Görsel:</w:t>
-      </w:r>
-      <w:r>
-        <w:rPr>
-          <w:rFonts w:ascii="Times New Roman" w:hAnsi="Times New Roman" w:cs="Times New Roman"/>
-          <w:lang w:val="tr-TR"/>
-        </w:rPr>
-        <w:t xml:space="preserve"> Potansiyel enerji-tepkime koordinatı grafikleri</w:t>
+          <w:lang w:val="tr-TR"/>
+        </w:rPr>
+        <w:t xml:space="preserve">Görsel: Ekzotermik ve endotermik tepkimelerin potansiyel enerji diyagramları</w:t>
+      </w:r>
+      <w:r>
+        <w:rPr>
+          <w:rFonts w:ascii="Times New Roman" w:hAnsi="Times New Roman" w:cs="Times New Roman"/>
+          <w:lang w:val="tr-TR"/>
+        </w:rPr>
+        <w:t xml:space="preserve"/>
       </w:r>
     </w:p>
     <w:p>
